--- a/Progres-Fatimah/Jurnal Submit/submit/JNHRC/Rasmaniar/Authorship.docx
+++ b/Progres-Fatimah/Jurnal Submit/submit/JNHRC/Rasmaniar/Authorship.docx
@@ -8,10 +8,9 @@
       </w:pPr>
       <w:r>
         <w:rPr>
-          <w:rFonts w:ascii="Times New Roman" w:hAnsi="Times New Roman"/>
           <w:sz w:val="22"/>
         </w:rPr>
-        <w:t>Date: [Insert date]</w:t>
+        <w:t>June 5, 2026</w:t>
       </w:r>
     </w:p>
     <w:p>
@@ -20,7 +19,6 @@
       </w:pPr>
       <w:r>
         <w:rPr>
-          <w:rFonts w:ascii="Times New Roman" w:hAnsi="Times New Roman"/>
           <w:sz w:val="22"/>
         </w:rPr>
         <w:t>To</w:t>
@@ -32,7 +30,6 @@
       </w:pPr>
       <w:r>
         <w:rPr>
-          <w:rFonts w:ascii="Times New Roman" w:hAnsi="Times New Roman"/>
           <w:sz w:val="22"/>
         </w:rPr>
         <w:t>The Chief Editor</w:t>
@@ -44,7 +41,6 @@
       </w:pPr>
       <w:r>
         <w:rPr>
-          <w:rFonts w:ascii="Times New Roman" w:hAnsi="Times New Roman"/>
           <w:sz w:val="22"/>
         </w:rPr>
         <w:t>Journal of Nepal Health Research Council</w:t>
@@ -56,7 +52,6 @@
       </w:pPr>
       <w:r>
         <w:rPr>
-          <w:rFonts w:ascii="Times New Roman" w:hAnsi="Times New Roman"/>
           <w:sz w:val="22"/>
         </w:rPr>
         <w:t>JNHRC Building, P.O. Box 7626</w:t>
@@ -68,7 +63,6 @@
       </w:pPr>
       <w:r>
         <w:rPr>
-          <w:rFonts w:ascii="Times New Roman" w:hAnsi="Times New Roman"/>
           <w:sz w:val="22"/>
         </w:rPr>
         <w:t>Ramshah Path, Kathmandu, Nepal.</w:t>
@@ -80,7 +74,6 @@
       </w:pPr>
       <w:r>
         <w:rPr>
-          <w:rFonts w:ascii="Times New Roman" w:hAnsi="Times New Roman"/>
           <w:b/>
           <w:sz w:val="22"/>
         </w:rPr>
@@ -93,7 +86,6 @@
       </w:pPr>
       <w:r>
         <w:rPr>
-          <w:rFonts w:ascii="Times New Roman" w:hAnsi="Times New Roman"/>
           <w:sz w:val="22"/>
         </w:rPr>
         <w:t>Dear Editor,</w:t>
@@ -105,7 +97,6 @@
       </w:pPr>
       <w:r>
         <w:rPr>
-          <w:rFonts w:ascii="Times New Roman" w:hAnsi="Times New Roman"/>
           <w:sz w:val="22"/>
         </w:rPr>
         <w:t>Those who have participated sufficiently in the intellectual content, conception and design of this work or the analysis and interpretation of the data, as well as the writing of the manuscript, to take public responsibility have been listed as follows.</w:t>
@@ -167,13 +158,8 @@
             <w:vAlign w:val="center"/>
           </w:tcPr>
           <w:p>
-            <w:pPr>
-              <w:jc w:val="left"/>
-            </w:pPr>
-            <w:r/>
             <w:r>
               <w:rPr>
-                <w:rFonts w:ascii="Times New Roman" w:hAnsi="Times New Roman"/>
                 <w:sz w:val="22"/>
               </w:rPr>
               <w:t>Nature of Work</w:t>
@@ -263,15 +249,7 @@
           </w:tcPr>
           <w:p>
             <w:r>
-              <w:t xml:space="preserve">Nur </w:t>
-            </w:r>
-            <w:proofErr w:type="spellStart"/>
-            <w:r>
-              <w:t>Cahyaning</w:t>
-            </w:r>
-            <w:proofErr w:type="spellEnd"/>
-            <w:r>
-              <w:t xml:space="preserve"> Fitroh</w:t>
+              <w:t>Nur Cahyaning Fitroh</w:t>
             </w:r>
           </w:p>
         </w:tc>
@@ -360,19 +338,9 @@
             <w:vAlign w:val="center"/>
           </w:tcPr>
           <w:p>
-            <w:proofErr w:type="spellStart"/>
             <w:r>
-              <w:t>Teguh</w:t>
+              <w:t>Teguh Fathurrahman</w:t>
             </w:r>
-            <w:proofErr w:type="spellEnd"/>
-            <w:r>
-              <w:t xml:space="preserve"> </w:t>
-            </w:r>
-            <w:proofErr w:type="spellStart"/>
-            <w:r>
-              <w:t>Fathurrahman</w:t>
-            </w:r>
-            <w:proofErr w:type="spellEnd"/>
           </w:p>
         </w:tc>
         <w:tc>
@@ -451,7 +419,6 @@
           <w:p>
             <w:r>
               <w:rPr>
-                <w:rFonts w:ascii="Times New Roman" w:hAnsi="Times New Roman"/>
                 <w:sz w:val="22"/>
               </w:rPr>
               <w:t>Sixth Author</w:t>
@@ -464,15 +431,12 @@
             <w:vAlign w:val="center"/>
           </w:tcPr>
           <w:p>
-            <w:proofErr w:type="spellStart"/>
             <w:r>
               <w:rPr>
-                <w:rFonts w:ascii="Times New Roman" w:hAnsi="Times New Roman"/>
                 <w:sz w:val="22"/>
               </w:rPr>
               <w:t>Astati</w:t>
             </w:r>
-            <w:proofErr w:type="spellEnd"/>
           </w:p>
         </w:tc>
         <w:tc>
@@ -481,18 +445,8 @@
             <w:vAlign w:val="center"/>
           </w:tcPr>
           <w:p>
-            <w:pPr>
-              <w:jc w:val="left"/>
-            </w:pPr>
             <w:r>
               <w:rPr>
-                <w:rFonts w:ascii="Times New Roman" w:hAnsi="Times New Roman"/>
-                <w:sz w:val="22"/>
-              </w:rPr>
-            </w:r>
-            <w:r>
-              <w:rPr>
-                <w:rFonts w:ascii="Times New Roman" w:hAnsi="Times New Roman"/>
                 <w:sz w:val="22"/>
               </w:rPr>
               <w:t>Field coordination, data collection, manuscript review, final approval</w:t>
@@ -519,7 +473,6 @@
           <w:p>
             <w:r>
               <w:rPr>
-                <w:rFonts w:ascii="Times New Roman" w:hAnsi="Times New Roman"/>
                 <w:sz w:val="22"/>
               </w:rPr>
               <w:t>Seventh Author</w:t>
@@ -534,7 +487,6 @@
           <w:p>
             <w:r>
               <w:rPr>
-                <w:rFonts w:ascii="Times New Roman" w:hAnsi="Times New Roman"/>
                 <w:sz w:val="22"/>
               </w:rPr>
               <w:t>Lena Atoy</w:t>
@@ -547,18 +499,8 @@
             <w:vAlign w:val="center"/>
           </w:tcPr>
           <w:p>
-            <w:pPr>
-              <w:jc w:val="left"/>
-            </w:pPr>
             <w:r>
               <w:rPr>
-                <w:rFonts w:ascii="Times New Roman" w:hAnsi="Times New Roman"/>
-                <w:sz w:val="22"/>
-              </w:rPr>
-            </w:r>
-            <w:r>
-              <w:rPr>
-                <w:rFonts w:ascii="Times New Roman" w:hAnsi="Times New Roman"/>
                 <w:sz w:val="22"/>
               </w:rPr>
               <w:t>Data collection, literature review, manuscript review, final approval</w:t>
@@ -585,7 +527,6 @@
           <w:p>
             <w:r>
               <w:rPr>
-                <w:rFonts w:ascii="Times New Roman" w:hAnsi="Times New Roman"/>
                 <w:sz w:val="22"/>
               </w:rPr>
               <w:t>Eighth Author</w:t>
@@ -600,7 +541,6 @@
           <w:p>
             <w:r>
               <w:rPr>
-                <w:rFonts w:ascii="Times New Roman" w:hAnsi="Times New Roman"/>
                 <w:sz w:val="22"/>
               </w:rPr>
               <w:t>Ahmad</w:t>
@@ -613,18 +553,8 @@
             <w:vAlign w:val="center"/>
           </w:tcPr>
           <w:p>
-            <w:pPr>
-              <w:jc w:val="left"/>
-            </w:pPr>
             <w:r>
               <w:rPr>
-                <w:rFonts w:ascii="Times New Roman" w:hAnsi="Times New Roman"/>
-                <w:sz w:val="22"/>
-              </w:rPr>
-            </w:r>
-            <w:r>
-              <w:rPr>
-                <w:rFonts w:ascii="Times New Roman" w:hAnsi="Times New Roman"/>
                 <w:sz w:val="22"/>
               </w:rPr>
               <w:t>Data management, data validation, manuscript editing, final approval</w:t>
@@ -651,28 +581,24 @@
       </w:pPr>
       <w:r>
         <w:rPr>
-          <w:rFonts w:ascii="Times New Roman" w:hAnsi="Times New Roman"/>
           <w:sz w:val="22"/>
         </w:rPr>
         <w:t xml:space="preserve">We hereby declare that these are the only authors of the manuscript. We will be responsible for any claim to authorship beyond those listed above, and JNHRC will not be liable for such claims. We hereby agree that </w:t>
       </w:r>
       <w:r>
         <w:rPr>
-          <w:rFonts w:ascii="Times New Roman" w:hAnsi="Times New Roman"/>
           <w:sz w:val="22"/>
         </w:rPr>
         <w:t>Rasmaniar</w:t>
       </w:r>
       <w:r>
         <w:rPr>
-          <w:rFonts w:ascii="Times New Roman" w:hAnsi="Times New Roman"/>
           <w:sz w:val="22"/>
         </w:rPr>
         <w:t xml:space="preserve"> </w:t>
       </w:r>
       <w:r>
         <w:rPr>
-          <w:rFonts w:ascii="Times New Roman" w:hAnsi="Times New Roman"/>
           <w:sz w:val="22"/>
         </w:rPr>
         <w:t>will act as the corresponding author for this article. We give the rights to the corresponding author to make necessary changes as per the request of the journal, complete the correspondence, and act as the guarantor for the manuscript on our behalf.</w:t>
@@ -684,7 +610,6 @@
       </w:pPr>
       <w:r>
         <w:rPr>
-          <w:rFonts w:ascii="Times New Roman" w:hAnsi="Times New Roman"/>
           <w:sz w:val="22"/>
         </w:rPr>
         <w:t>All persons who have made substantial contributions to the work reported in the manuscript, but who are not contributors, are named in the Acknowledgment and have given written permission to be named. If no Acknowledgment is included, it means that we have not received substantial contributions from non-contributors and no contributor has been omitted.</w:t>
@@ -696,7 +621,6 @@
       </w:pPr>
       <w:r>
         <w:rPr>
-          <w:rFonts w:ascii="Times New Roman" w:hAnsi="Times New Roman"/>
           <w:sz w:val="22"/>
         </w:rPr>
         <w:t>Sincerely yours,</w:t>
@@ -720,6 +644,9 @@
         <w:gridCol w:w="6836"/>
       </w:tblGrid>
       <w:tr>
+        <w:trPr>
+          <w:jc w:val="center"/>
+        </w:trPr>
         <w:tc>
           <w:tcPr>
             <w:tcW w:w="2160" w:type="dxa"/>
@@ -759,6 +686,9 @@
         </w:tc>
       </w:tr>
       <w:tr>
+        <w:trPr>
+          <w:jc w:val="center"/>
+        </w:trPr>
         <w:tc>
           <w:tcPr>
             <w:tcW w:w="2160" w:type="dxa"/>
@@ -790,13 +720,8 @@
             <w:vAlign w:val="center"/>
           </w:tcPr>
           <w:p>
-            <w:pPr>
-              <w:jc w:val="left"/>
-            </w:pPr>
-            <w:r/>
             <w:r>
               <w:rPr>
-                <w:rFonts w:ascii="Times New Roman" w:hAnsi="Times New Roman"/>
                 <w:sz w:val="22"/>
               </w:rPr>
               <w:t>Poltekkes Kemenkes Kendari (Kendari Health Polytechnic, Ministry of Health), Kendari, Indonesia</w:t>
@@ -805,6 +730,9 @@
         </w:tc>
       </w:tr>
       <w:tr>
+        <w:trPr>
+          <w:jc w:val="center"/>
+        </w:trPr>
         <w:tc>
           <w:tcPr>
             <w:tcW w:w="2160" w:type="dxa"/>
@@ -843,6 +771,9 @@
         </w:tc>
       </w:tr>
       <w:tr>
+        <w:trPr>
+          <w:jc w:val="center"/>
+        </w:trPr>
         <w:tc>
           <w:tcPr>
             <w:tcW w:w="2160" w:type="dxa"/>
@@ -884,7 +815,6 @@
     <w:p>
       <w:r>
         <w:rPr>
-          <w:rFonts w:ascii="Times New Roman" w:hAnsi="Times New Roman"/>
           <w:sz w:val="22"/>
         </w:rPr>
         <w:br w:type="page"/>
@@ -896,7 +826,6 @@
       </w:pPr>
       <w:r>
         <w:rPr>
-          <w:rFonts w:ascii="Times New Roman" w:hAnsi="Times New Roman"/>
           <w:b/>
           <w:sz w:val="22"/>
         </w:rPr>
@@ -1449,10 +1378,8 @@
             <w:pPr>
               <w:jc w:val="center"/>
             </w:pPr>
-            <w:r/>
             <w:r>
               <w:rPr>
-                <w:rFonts w:ascii="Times New Roman" w:hAnsi="Times New Roman"/>
                 <w:sz w:val="20"/>
               </w:rPr>
               <w:t>✓</w:t>
@@ -1576,10 +1503,8 @@
             <w:pPr>
               <w:jc w:val="center"/>
             </w:pPr>
-            <w:r/>
             <w:r>
               <w:rPr>
-                <w:rFonts w:ascii="Times New Roman" w:hAnsi="Times New Roman"/>
                 <w:sz w:val="20"/>
               </w:rPr>
               <w:t>✓</w:t>
@@ -1710,10 +1635,8 @@
             <w:pPr>
               <w:jc w:val="center"/>
             </w:pPr>
-            <w:r/>
             <w:r>
               <w:rPr>
-                <w:rFonts w:ascii="Times New Roman" w:hAnsi="Times New Roman"/>
                 <w:sz w:val="20"/>
               </w:rPr>
               <w:t>N/A</w:t>
@@ -1729,10 +1652,8 @@
             <w:pPr>
               <w:jc w:val="center"/>
             </w:pPr>
-            <w:r/>
             <w:r>
               <w:rPr>
-                <w:rFonts w:ascii="Times New Roman" w:hAnsi="Times New Roman"/>
                 <w:sz w:val="20"/>
               </w:rPr>
               <w:t>N/A</w:t>
@@ -1748,10 +1669,8 @@
             <w:pPr>
               <w:jc w:val="center"/>
             </w:pPr>
-            <w:r/>
             <w:r>
               <w:rPr>
-                <w:rFonts w:ascii="Times New Roman" w:hAnsi="Times New Roman"/>
                 <w:sz w:val="20"/>
               </w:rPr>
               <w:t>N/A</w:t>
@@ -1859,74 +1778,12 @@
             <w:pPr>
               <w:jc w:val="center"/>
             </w:pPr>
-            <w:r/>
             <w:r>
               <w:rPr>
-                <w:rFonts w:ascii="Times New Roman" w:hAnsi="Times New Roman"/>
                 <w:sz w:val="20"/>
               </w:rPr>
               <w:t>✓</w:t>
             </w:r>
-          </w:p>
-        </w:tc>
-        <w:tc>
-          <w:tcPr>
-            <w:tcW w:w="907" w:type="dxa"/>
-            <w:vAlign w:val="center"/>
-          </w:tcPr>
-          <w:p>
-            <w:pPr>
-              <w:jc w:val="center"/>
-            </w:pPr>
-            <w:r/>
-            <w:r>
-              <w:rPr>
-                <w:rFonts w:ascii="Times New Roman" w:hAnsi="Times New Roman"/>
-                <w:sz w:val="20"/>
-              </w:rPr>
-              <w:t>✓</w:t>
-            </w:r>
-          </w:p>
-        </w:tc>
-        <w:tc>
-          <w:tcPr>
-            <w:tcW w:w="907" w:type="dxa"/>
-            <w:vAlign w:val="center"/>
-          </w:tcPr>
-          <w:p>
-            <w:pPr>
-              <w:jc w:val="center"/>
-            </w:pPr>
-          </w:p>
-        </w:tc>
-      </w:tr>
-      <w:tr>
-        <w:trPr>
-          <w:jc w:val="center"/>
-        </w:trPr>
-        <w:tc>
-          <w:tcPr>
-            <w:tcW w:w="2376" w:type="dxa"/>
-            <w:vAlign w:val="center"/>
-          </w:tcPr>
-          <w:p>
-            <w:r>
-              <w:rPr>
-                <w:sz w:val="20"/>
-              </w:rPr>
-              <w:t>Data acquisition</w:t>
-            </w:r>
-          </w:p>
-        </w:tc>
-        <w:tc>
-          <w:tcPr>
-            <w:tcW w:w="907" w:type="dxa"/>
-            <w:vAlign w:val="center"/>
-          </w:tcPr>
-          <w:p>
-            <w:pPr>
-              <w:jc w:val="center"/>
-            </w:pPr>
           </w:p>
         </w:tc>
         <w:tc>
@@ -1957,77 +1814,6 @@
             </w:pPr>
           </w:p>
         </w:tc>
-        <w:tc>
-          <w:tcPr>
-            <w:tcW w:w="907" w:type="dxa"/>
-            <w:vAlign w:val="center"/>
-          </w:tcPr>
-          <w:p>
-            <w:pPr>
-              <w:jc w:val="center"/>
-            </w:pPr>
-          </w:p>
-        </w:tc>
-        <w:tc>
-          <w:tcPr>
-            <w:tcW w:w="907" w:type="dxa"/>
-            <w:vAlign w:val="center"/>
-          </w:tcPr>
-          <w:p>
-            <w:pPr>
-              <w:jc w:val="center"/>
-            </w:pPr>
-          </w:p>
-        </w:tc>
-        <w:tc>
-          <w:tcPr>
-            <w:tcW w:w="907" w:type="dxa"/>
-            <w:vAlign w:val="center"/>
-          </w:tcPr>
-          <w:p>
-            <w:pPr>
-              <w:jc w:val="center"/>
-            </w:pPr>
-            <w:r/>
-            <w:r>
-              <w:rPr>
-                <w:rFonts w:ascii="Times New Roman" w:hAnsi="Times New Roman"/>
-                <w:sz w:val="20"/>
-              </w:rPr>
-              <w:t>✓</w:t>
-            </w:r>
-          </w:p>
-        </w:tc>
-        <w:tc>
-          <w:tcPr>
-            <w:tcW w:w="907" w:type="dxa"/>
-            <w:vAlign w:val="center"/>
-          </w:tcPr>
-          <w:p>
-            <w:pPr>
-              <w:jc w:val="center"/>
-            </w:pPr>
-            <w:r/>
-            <w:r>
-              <w:rPr>
-                <w:rFonts w:ascii="Times New Roman" w:hAnsi="Times New Roman"/>
-                <w:sz w:val="20"/>
-              </w:rPr>
-              <w:t>✓</w:t>
-            </w:r>
-          </w:p>
-        </w:tc>
-        <w:tc>
-          <w:tcPr>
-            <w:tcW w:w="907" w:type="dxa"/>
-            <w:vAlign w:val="center"/>
-          </w:tcPr>
-          <w:p>
-            <w:pPr>
-              <w:jc w:val="center"/>
-            </w:pPr>
-          </w:p>
-        </w:tc>
       </w:tr>
       <w:tr>
         <w:trPr>
@@ -2043,8 +1829,19 @@
               <w:rPr>
                 <w:sz w:val="20"/>
               </w:rPr>
-              <w:t>Data analysis</w:t>
+              <w:t>Data acquisition</w:t>
             </w:r>
+          </w:p>
+        </w:tc>
+        <w:tc>
+          <w:tcPr>
+            <w:tcW w:w="907" w:type="dxa"/>
+            <w:vAlign w:val="center"/>
+          </w:tcPr>
+          <w:p>
+            <w:pPr>
+              <w:jc w:val="center"/>
+            </w:pPr>
           </w:p>
         </w:tc>
         <w:tc>
@@ -2084,12 +1881,6 @@
             <w:pPr>
               <w:jc w:val="center"/>
             </w:pPr>
-            <w:r>
-              <w:rPr>
-                <w:sz w:val="20"/>
-              </w:rPr>
-              <w:t>✓</w:t>
-            </w:r>
           </w:p>
         </w:tc>
         <w:tc>
@@ -2101,77 +1892,6 @@
             <w:pPr>
               <w:jc w:val="center"/>
             </w:pPr>
-          </w:p>
-        </w:tc>
-        <w:tc>
-          <w:tcPr>
-            <w:tcW w:w="907" w:type="dxa"/>
-            <w:vAlign w:val="center"/>
-          </w:tcPr>
-          <w:p>
-            <w:pPr>
-              <w:jc w:val="center"/>
-            </w:pPr>
-          </w:p>
-        </w:tc>
-        <w:tc>
-          <w:tcPr>
-            <w:tcW w:w="907" w:type="dxa"/>
-            <w:vAlign w:val="center"/>
-          </w:tcPr>
-          <w:p>
-            <w:pPr>
-              <w:jc w:val="center"/>
-            </w:pPr>
-          </w:p>
-        </w:tc>
-        <w:tc>
-          <w:tcPr>
-            <w:tcW w:w="907" w:type="dxa"/>
-            <w:vAlign w:val="center"/>
-          </w:tcPr>
-          <w:p>
-            <w:pPr>
-              <w:jc w:val="center"/>
-            </w:pPr>
-          </w:p>
-        </w:tc>
-        <w:tc>
-          <w:tcPr>
-            <w:tcW w:w="907" w:type="dxa"/>
-            <w:vAlign w:val="center"/>
-          </w:tcPr>
-          <w:p>
-            <w:pPr>
-              <w:jc w:val="center"/>
-            </w:pPr>
-            <w:r/>
-            <w:r>
-              <w:rPr>
-                <w:rFonts w:ascii="Times New Roman" w:hAnsi="Times New Roman"/>
-                <w:sz w:val="20"/>
-              </w:rPr>
-              <w:t>✓</w:t>
-            </w:r>
-          </w:p>
-        </w:tc>
-      </w:tr>
-      <w:tr>
-        <w:trPr>
-          <w:jc w:val="center"/>
-        </w:trPr>
-        <w:tc>
-          <w:tcPr>
-            <w:tcW w:w="2376" w:type="dxa"/>
-            <w:vAlign w:val="center"/>
-          </w:tcPr>
-          <w:p>
-            <w:r>
-              <w:rPr>
-                <w:sz w:val="20"/>
-              </w:rPr>
-              <w:t>Statistical analysis</w:t>
-            </w:r>
           </w:p>
         </w:tc>
         <w:tc>
@@ -2200,6 +1920,42 @@
             <w:pPr>
               <w:jc w:val="center"/>
             </w:pPr>
+            <w:r>
+              <w:rPr>
+                <w:sz w:val="20"/>
+              </w:rPr>
+              <w:t>✓</w:t>
+            </w:r>
+          </w:p>
+        </w:tc>
+        <w:tc>
+          <w:tcPr>
+            <w:tcW w:w="907" w:type="dxa"/>
+            <w:vAlign w:val="center"/>
+          </w:tcPr>
+          <w:p>
+            <w:pPr>
+              <w:jc w:val="center"/>
+            </w:pPr>
+          </w:p>
+        </w:tc>
+      </w:tr>
+      <w:tr>
+        <w:trPr>
+          <w:jc w:val="center"/>
+        </w:trPr>
+        <w:tc>
+          <w:tcPr>
+            <w:tcW w:w="2376" w:type="dxa"/>
+            <w:vAlign w:val="center"/>
+          </w:tcPr>
+          <w:p>
+            <w:r>
+              <w:rPr>
+                <w:sz w:val="20"/>
+              </w:rPr>
+              <w:t>Data analysis</w:t>
+            </w:r>
           </w:p>
         </w:tc>
         <w:tc>
@@ -2239,58 +1995,56 @@
             <w:pPr>
               <w:jc w:val="center"/>
             </w:pPr>
-          </w:p>
-        </w:tc>
-        <w:tc>
-          <w:tcPr>
-            <w:tcW w:w="907" w:type="dxa"/>
-            <w:vAlign w:val="center"/>
-          </w:tcPr>
-          <w:p>
-            <w:pPr>
-              <w:jc w:val="center"/>
-            </w:pPr>
-          </w:p>
-        </w:tc>
-        <w:tc>
-          <w:tcPr>
-            <w:tcW w:w="907" w:type="dxa"/>
-            <w:vAlign w:val="center"/>
-          </w:tcPr>
-          <w:p>
-            <w:pPr>
-              <w:jc w:val="center"/>
-            </w:pPr>
-          </w:p>
-        </w:tc>
-        <w:tc>
-          <w:tcPr>
-            <w:tcW w:w="907" w:type="dxa"/>
-            <w:vAlign w:val="center"/>
-          </w:tcPr>
-          <w:p>
-            <w:pPr>
-              <w:jc w:val="center"/>
-            </w:pPr>
-          </w:p>
-        </w:tc>
-      </w:tr>
-      <w:tr>
-        <w:trPr>
-          <w:jc w:val="center"/>
-        </w:trPr>
-        <w:tc>
-          <w:tcPr>
-            <w:tcW w:w="2376" w:type="dxa"/>
-            <w:vAlign w:val="center"/>
-          </w:tcPr>
-          <w:p>
             <w:r>
               <w:rPr>
                 <w:sz w:val="20"/>
               </w:rPr>
-              <w:t>Manuscript preparation</w:t>
+              <w:t>✓</w:t>
             </w:r>
+          </w:p>
+        </w:tc>
+        <w:tc>
+          <w:tcPr>
+            <w:tcW w:w="907" w:type="dxa"/>
+            <w:vAlign w:val="center"/>
+          </w:tcPr>
+          <w:p>
+            <w:pPr>
+              <w:jc w:val="center"/>
+            </w:pPr>
+          </w:p>
+        </w:tc>
+        <w:tc>
+          <w:tcPr>
+            <w:tcW w:w="907" w:type="dxa"/>
+            <w:vAlign w:val="center"/>
+          </w:tcPr>
+          <w:p>
+            <w:pPr>
+              <w:jc w:val="center"/>
+            </w:pPr>
+          </w:p>
+        </w:tc>
+        <w:tc>
+          <w:tcPr>
+            <w:tcW w:w="907" w:type="dxa"/>
+            <w:vAlign w:val="center"/>
+          </w:tcPr>
+          <w:p>
+            <w:pPr>
+              <w:jc w:val="center"/>
+            </w:pPr>
+          </w:p>
+        </w:tc>
+        <w:tc>
+          <w:tcPr>
+            <w:tcW w:w="907" w:type="dxa"/>
+            <w:vAlign w:val="center"/>
+          </w:tcPr>
+          <w:p>
+            <w:pPr>
+              <w:jc w:val="center"/>
+            </w:pPr>
           </w:p>
         </w:tc>
         <w:tc>
@@ -2310,6 +2064,25 @@
             </w:r>
           </w:p>
         </w:tc>
+      </w:tr>
+      <w:tr>
+        <w:trPr>
+          <w:jc w:val="center"/>
+        </w:trPr>
+        <w:tc>
+          <w:tcPr>
+            <w:tcW w:w="2376" w:type="dxa"/>
+            <w:vAlign w:val="center"/>
+          </w:tcPr>
+          <w:p>
+            <w:r>
+              <w:rPr>
+                <w:sz w:val="20"/>
+              </w:rPr>
+              <w:t>Statistical analysis</w:t>
+            </w:r>
+          </w:p>
+        </w:tc>
         <w:tc>
           <w:tcPr>
             <w:tcW w:w="907" w:type="dxa"/>
@@ -2347,6 +2120,23 @@
             <w:pPr>
               <w:jc w:val="center"/>
             </w:pPr>
+            <w:r>
+              <w:rPr>
+                <w:sz w:val="20"/>
+              </w:rPr>
+              <w:t>✓</w:t>
+            </w:r>
+          </w:p>
+        </w:tc>
+        <w:tc>
+          <w:tcPr>
+            <w:tcW w:w="907" w:type="dxa"/>
+            <w:vAlign w:val="center"/>
+          </w:tcPr>
+          <w:p>
+            <w:pPr>
+              <w:jc w:val="center"/>
+            </w:pPr>
           </w:p>
         </w:tc>
         <w:tc>
@@ -2408,7 +2198,7 @@
               <w:rPr>
                 <w:sz w:val="20"/>
               </w:rPr>
-              <w:t>Manuscript editing</w:t>
+              <w:t>Manuscript preparation</w:t>
             </w:r>
           </w:p>
         </w:tc>
@@ -2438,6 +2228,97 @@
             <w:pPr>
               <w:jc w:val="center"/>
             </w:pPr>
+            <w:r>
+              <w:rPr>
+                <w:sz w:val="20"/>
+              </w:rPr>
+              <w:t>✓</w:t>
+            </w:r>
+          </w:p>
+        </w:tc>
+        <w:tc>
+          <w:tcPr>
+            <w:tcW w:w="907" w:type="dxa"/>
+            <w:vAlign w:val="center"/>
+          </w:tcPr>
+          <w:p>
+            <w:pPr>
+              <w:jc w:val="center"/>
+            </w:pPr>
+          </w:p>
+        </w:tc>
+        <w:tc>
+          <w:tcPr>
+            <w:tcW w:w="907" w:type="dxa"/>
+            <w:vAlign w:val="center"/>
+          </w:tcPr>
+          <w:p>
+            <w:pPr>
+              <w:jc w:val="center"/>
+            </w:pPr>
+          </w:p>
+        </w:tc>
+        <w:tc>
+          <w:tcPr>
+            <w:tcW w:w="907" w:type="dxa"/>
+            <w:vAlign w:val="center"/>
+          </w:tcPr>
+          <w:p>
+            <w:pPr>
+              <w:jc w:val="center"/>
+            </w:pPr>
+          </w:p>
+        </w:tc>
+        <w:tc>
+          <w:tcPr>
+            <w:tcW w:w="907" w:type="dxa"/>
+            <w:vAlign w:val="center"/>
+          </w:tcPr>
+          <w:p>
+            <w:pPr>
+              <w:jc w:val="center"/>
+            </w:pPr>
+          </w:p>
+        </w:tc>
+        <w:tc>
+          <w:tcPr>
+            <w:tcW w:w="907" w:type="dxa"/>
+            <w:vAlign w:val="center"/>
+          </w:tcPr>
+          <w:p>
+            <w:pPr>
+              <w:jc w:val="center"/>
+            </w:pPr>
+          </w:p>
+        </w:tc>
+        <w:tc>
+          <w:tcPr>
+            <w:tcW w:w="907" w:type="dxa"/>
+            <w:vAlign w:val="center"/>
+          </w:tcPr>
+          <w:p>
+            <w:pPr>
+              <w:jc w:val="center"/>
+            </w:pPr>
+          </w:p>
+        </w:tc>
+      </w:tr>
+      <w:tr>
+        <w:trPr>
+          <w:jc w:val="center"/>
+        </w:trPr>
+        <w:tc>
+          <w:tcPr>
+            <w:tcW w:w="2376" w:type="dxa"/>
+            <w:vAlign w:val="center"/>
+          </w:tcPr>
+          <w:p>
+            <w:r>
+              <w:rPr>
+                <w:sz w:val="20"/>
+              </w:rPr>
+              <w:t>Manuscript editing</w:t>
+            </w:r>
           </w:p>
         </w:tc>
         <w:tc>
@@ -2466,83 +2347,6 @@
             <w:pPr>
               <w:jc w:val="center"/>
             </w:pPr>
-            <w:r>
-              <w:rPr>
-                <w:sz w:val="20"/>
-              </w:rPr>
-              <w:t>✓</w:t>
-            </w:r>
-          </w:p>
-        </w:tc>
-        <w:tc>
-          <w:tcPr>
-            <w:tcW w:w="907" w:type="dxa"/>
-            <w:vAlign w:val="center"/>
-          </w:tcPr>
-          <w:p>
-            <w:pPr>
-              <w:jc w:val="center"/>
-            </w:pPr>
-          </w:p>
-        </w:tc>
-        <w:tc>
-          <w:tcPr>
-            <w:tcW w:w="907" w:type="dxa"/>
-            <w:vAlign w:val="center"/>
-          </w:tcPr>
-          <w:p>
-            <w:pPr>
-              <w:jc w:val="center"/>
-            </w:pPr>
-          </w:p>
-        </w:tc>
-        <w:tc>
-          <w:tcPr>
-            <w:tcW w:w="907" w:type="dxa"/>
-            <w:vAlign w:val="center"/>
-          </w:tcPr>
-          <w:p>
-            <w:pPr>
-              <w:jc w:val="center"/>
-            </w:pPr>
-          </w:p>
-        </w:tc>
-        <w:tc>
-          <w:tcPr>
-            <w:tcW w:w="907" w:type="dxa"/>
-            <w:vAlign w:val="center"/>
-          </w:tcPr>
-          <w:p>
-            <w:pPr>
-              <w:jc w:val="center"/>
-            </w:pPr>
-            <w:r/>
-            <w:r>
-              <w:rPr>
-                <w:rFonts w:ascii="Times New Roman" w:hAnsi="Times New Roman"/>
-                <w:sz w:val="20"/>
-              </w:rPr>
-              <w:t>✓</w:t>
-            </w:r>
-          </w:p>
-        </w:tc>
-      </w:tr>
-      <w:tr>
-        <w:trPr>
-          <w:jc w:val="center"/>
-        </w:trPr>
-        <w:tc>
-          <w:tcPr>
-            <w:tcW w:w="2376" w:type="dxa"/>
-            <w:vAlign w:val="center"/>
-          </w:tcPr>
-          <w:p>
-            <w:r>
-              <w:rPr>
-                <w:sz w:val="20"/>
-              </w:rPr>
-              <w:t>Manuscript review</w:t>
-            </w:r>
           </w:p>
         </w:tc>
         <w:tc>
@@ -2571,6 +2375,45 @@
             <w:pPr>
               <w:jc w:val="center"/>
             </w:pPr>
+            <w:r>
+              <w:rPr>
+                <w:sz w:val="20"/>
+              </w:rPr>
+              <w:t>✓</w:t>
+            </w:r>
+          </w:p>
+        </w:tc>
+        <w:tc>
+          <w:tcPr>
+            <w:tcW w:w="907" w:type="dxa"/>
+            <w:vAlign w:val="center"/>
+          </w:tcPr>
+          <w:p>
+            <w:pPr>
+              <w:jc w:val="center"/>
+            </w:pPr>
+          </w:p>
+        </w:tc>
+        <w:tc>
+          <w:tcPr>
+            <w:tcW w:w="907" w:type="dxa"/>
+            <w:vAlign w:val="center"/>
+          </w:tcPr>
+          <w:p>
+            <w:pPr>
+              <w:jc w:val="center"/>
+            </w:pPr>
+          </w:p>
+        </w:tc>
+        <w:tc>
+          <w:tcPr>
+            <w:tcW w:w="907" w:type="dxa"/>
+            <w:vAlign w:val="center"/>
+          </w:tcPr>
+          <w:p>
+            <w:pPr>
+              <w:jc w:val="center"/>
+            </w:pPr>
           </w:p>
         </w:tc>
         <w:tc>
@@ -2590,6 +2433,25 @@
             </w:r>
           </w:p>
         </w:tc>
+      </w:tr>
+      <w:tr>
+        <w:trPr>
+          <w:jc w:val="center"/>
+        </w:trPr>
+        <w:tc>
+          <w:tcPr>
+            <w:tcW w:w="2376" w:type="dxa"/>
+            <w:vAlign w:val="center"/>
+          </w:tcPr>
+          <w:p>
+            <w:r>
+              <w:rPr>
+                <w:sz w:val="20"/>
+              </w:rPr>
+              <w:t>Manuscript review</w:t>
+            </w:r>
+          </w:p>
+        </w:tc>
         <w:tc>
           <w:tcPr>
             <w:tcW w:w="907" w:type="dxa"/>
@@ -2616,88 +2478,6 @@
             <w:pPr>
               <w:jc w:val="center"/>
             </w:pPr>
-            <w:r>
-              <w:rPr>
-                <w:sz w:val="20"/>
-              </w:rPr>
-              <w:t>✓</w:t>
-            </w:r>
-          </w:p>
-        </w:tc>
-        <w:tc>
-          <w:tcPr>
-            <w:tcW w:w="907" w:type="dxa"/>
-            <w:vAlign w:val="center"/>
-          </w:tcPr>
-          <w:p>
-            <w:pPr>
-              <w:jc w:val="center"/>
-            </w:pPr>
-            <w:r/>
-            <w:r>
-              <w:rPr>
-                <w:rFonts w:ascii="Times New Roman" w:hAnsi="Times New Roman"/>
-                <w:sz w:val="20"/>
-              </w:rPr>
-              <w:t>✓</w:t>
-            </w:r>
-          </w:p>
-        </w:tc>
-        <w:tc>
-          <w:tcPr>
-            <w:tcW w:w="907" w:type="dxa"/>
-            <w:vAlign w:val="center"/>
-          </w:tcPr>
-          <w:p>
-            <w:pPr>
-              <w:jc w:val="center"/>
-            </w:pPr>
-            <w:r/>
-            <w:r>
-              <w:rPr>
-                <w:rFonts w:ascii="Times New Roman" w:hAnsi="Times New Roman"/>
-                <w:sz w:val="20"/>
-              </w:rPr>
-              <w:t>✓</w:t>
-            </w:r>
-          </w:p>
-        </w:tc>
-        <w:tc>
-          <w:tcPr>
-            <w:tcW w:w="907" w:type="dxa"/>
-            <w:vAlign w:val="center"/>
-          </w:tcPr>
-          <w:p>
-            <w:pPr>
-              <w:jc w:val="center"/>
-            </w:pPr>
-            <w:r/>
-            <w:r>
-              <w:rPr>
-                <w:rFonts w:ascii="Times New Roman" w:hAnsi="Times New Roman"/>
-                <w:sz w:val="20"/>
-              </w:rPr>
-              <w:t>✓</w:t>
-            </w:r>
-          </w:p>
-        </w:tc>
-      </w:tr>
-      <w:tr>
-        <w:trPr>
-          <w:jc w:val="center"/>
-        </w:trPr>
-        <w:tc>
-          <w:tcPr>
-            <w:tcW w:w="2376" w:type="dxa"/>
-            <w:vAlign w:val="center"/>
-          </w:tcPr>
-          <w:p>
-            <w:r>
-              <w:rPr>
-                <w:sz w:val="20"/>
-              </w:rPr>
-              <w:t>Guarantor</w:t>
-            </w:r>
           </w:p>
         </w:tc>
         <w:tc>
@@ -2726,6 +2506,127 @@
             <w:pPr>
               <w:jc w:val="center"/>
             </w:pPr>
+            <w:r>
+              <w:rPr>
+                <w:sz w:val="20"/>
+              </w:rPr>
+              <w:t>✓</w:t>
+            </w:r>
+          </w:p>
+        </w:tc>
+        <w:tc>
+          <w:tcPr>
+            <w:tcW w:w="907" w:type="dxa"/>
+            <w:vAlign w:val="center"/>
+          </w:tcPr>
+          <w:p>
+            <w:pPr>
+              <w:jc w:val="center"/>
+            </w:pPr>
+            <w:r>
+              <w:rPr>
+                <w:sz w:val="20"/>
+              </w:rPr>
+              <w:t>✓</w:t>
+            </w:r>
+          </w:p>
+        </w:tc>
+        <w:tc>
+          <w:tcPr>
+            <w:tcW w:w="907" w:type="dxa"/>
+            <w:vAlign w:val="center"/>
+          </w:tcPr>
+          <w:p>
+            <w:pPr>
+              <w:jc w:val="center"/>
+            </w:pPr>
+            <w:r>
+              <w:rPr>
+                <w:sz w:val="20"/>
+              </w:rPr>
+              <w:t>✓</w:t>
+            </w:r>
+          </w:p>
+        </w:tc>
+        <w:tc>
+          <w:tcPr>
+            <w:tcW w:w="907" w:type="dxa"/>
+            <w:vAlign w:val="center"/>
+          </w:tcPr>
+          <w:p>
+            <w:pPr>
+              <w:jc w:val="center"/>
+            </w:pPr>
+            <w:r>
+              <w:rPr>
+                <w:sz w:val="20"/>
+              </w:rPr>
+              <w:t>✓</w:t>
+            </w:r>
+          </w:p>
+        </w:tc>
+        <w:tc>
+          <w:tcPr>
+            <w:tcW w:w="907" w:type="dxa"/>
+            <w:vAlign w:val="center"/>
+          </w:tcPr>
+          <w:p>
+            <w:pPr>
+              <w:jc w:val="center"/>
+            </w:pPr>
+            <w:r>
+              <w:rPr>
+                <w:sz w:val="20"/>
+              </w:rPr>
+              <w:t>✓</w:t>
+            </w:r>
+          </w:p>
+        </w:tc>
+      </w:tr>
+      <w:tr>
+        <w:trPr>
+          <w:jc w:val="center"/>
+        </w:trPr>
+        <w:tc>
+          <w:tcPr>
+            <w:tcW w:w="2376" w:type="dxa"/>
+            <w:vAlign w:val="center"/>
+          </w:tcPr>
+          <w:p>
+            <w:r>
+              <w:rPr>
+                <w:sz w:val="20"/>
+              </w:rPr>
+              <w:t>Guarantor</w:t>
+            </w:r>
+          </w:p>
+        </w:tc>
+        <w:tc>
+          <w:tcPr>
+            <w:tcW w:w="907" w:type="dxa"/>
+            <w:vAlign w:val="center"/>
+          </w:tcPr>
+          <w:p>
+            <w:pPr>
+              <w:jc w:val="center"/>
+            </w:pPr>
+            <w:r>
+              <w:rPr>
+                <w:sz w:val="20"/>
+              </w:rPr>
+              <w:t>✓</w:t>
+            </w:r>
+          </w:p>
+        </w:tc>
+        <w:tc>
+          <w:tcPr>
+            <w:tcW w:w="907" w:type="dxa"/>
+            <w:vAlign w:val="center"/>
+          </w:tcPr>
+          <w:p>
+            <w:pPr>
+              <w:jc w:val="center"/>
+            </w:pPr>
           </w:p>
         </w:tc>
         <w:tc>
@@ -2802,7 +2703,6 @@
       </w:pPr>
       <w:r>
         <w:rPr>
-          <w:rFonts w:ascii="Times New Roman" w:hAnsi="Times New Roman"/>
           <w:sz w:val="22"/>
         </w:rPr>
         <w:t>A = Author</w:t>
@@ -2814,7 +2714,6 @@
       </w:pPr>
       <w:r>
         <w:rPr>
-          <w:rFonts w:ascii="Times New Roman" w:hAnsi="Times New Roman"/>
           <w:sz w:val="22"/>
         </w:rPr>
         <w:t>N.B. Except Original article, use not applicable (N/A) wherever necessary.</w:t>
@@ -3640,6 +3539,7 @@
   <w:style w:type="character" w:default="1" w:styleId="DefaultParagraphFont">
     <w:name w:val="Default Paragraph Font"/>
     <w:uiPriority w:val="1"/>
+    <w:semiHidden/>
     <w:unhideWhenUsed/>
   </w:style>
   <w:style w:type="table" w:default="1" w:styleId="TableNormal">
